--- a/test_user_examples_unicode.docx
+++ b/test_user_examples_unicode.docx
@@ -6,62 +6,126 @@
       <w:r>
         <w:rPr>
           <w:rFonts w:ascii="Mangal" w:cs="Mangal" w:eastAsia="Calibri" w:hAnsi="Mangal"/>
-          <w:sz w:val="24"/>
-          <w:szCs w:val="24"/>
-        </w:rPr>
-        <w:t xml:space="preserve">जी. एंड एस.आर.</w:t>
-      </w:r>
-      <w:r>
-        <w:rPr>
-          <w:rFonts w:ascii="Times New Roman" w:cs="Times New Roman" w:eastAsia="Calibri" w:hAnsi="Times New Roman"/>
-          <w:sz w:val="24"/>
-          <w:szCs w:val="24"/>
-        </w:rPr>
-        <w:t xml:space="preserve"> 4.65</w:t>
-      </w:r>
-    </w:p>
-    <w:p>
-      <w:r>
-        <w:rPr>
-          <w:rFonts w:ascii="Mangal" w:cs="Mangal" w:eastAsia="Calibri" w:hAnsi="Mangal"/>
-          <w:sz w:val="24"/>
-          <w:szCs w:val="24"/>
-        </w:rPr>
-        <w:t xml:space="preserve">जी.आर.</w:t>
-      </w:r>
-      <w:r>
-        <w:rPr>
-          <w:rFonts w:ascii="Times New Roman" w:cs="Times New Roman" w:eastAsia="Calibri" w:hAnsi="Times New Roman"/>
-          <w:sz w:val="24"/>
-          <w:szCs w:val="24"/>
-        </w:rPr>
-        <w:t xml:space="preserve"> 5.23</w:t>
-      </w:r>
-    </w:p>
-    <w:p>
-      <w:r>
-        <w:rPr>
-          <w:rFonts w:ascii="Mangal" w:cs="Mangal" w:eastAsia="Calibri" w:hAnsi="Mangal"/>
-          <w:sz w:val="24"/>
-          <w:szCs w:val="24"/>
-        </w:rPr>
-        <w:t xml:space="preserve">एस.आर.</w:t>
-      </w:r>
-      <w:r>
-        <w:rPr>
-          <w:rFonts w:ascii="Times New Roman" w:cs="Times New Roman" w:eastAsia="Calibri" w:hAnsi="Times New Roman"/>
-          <w:sz w:val="24"/>
-          <w:szCs w:val="24"/>
-        </w:rPr>
-        <w:t xml:space="preserve"> 5.19(5)(a)</w:t>
-      </w:r>
-    </w:p>
-    <w:p>
-      <w:r>
-        <w:rPr>
-          <w:rFonts w:ascii="Mangal" w:cs="Mangal" w:eastAsia="Calibri" w:hAnsi="Mangal"/>
-          <w:sz w:val="24"/>
-          <w:szCs w:val="24"/>
+          <w:sz w:val="21"/>
+          <w:szCs w:val="21"/>
+        </w:rPr>
+        <w:t xml:space="preserve">जी</w:t>
+      </w:r>
+      <w:r>
+        <w:rPr>
+          <w:rFonts w:ascii="Times New Roman" w:cs="Times New Roman" w:eastAsia="Calibri" w:hAnsi="Times New Roman"/>
+          <w:sz w:val="24"/>
+          <w:szCs w:val="24"/>
+        </w:rPr>
+        <w:t xml:space="preserve">. </w:t>
+      </w:r>
+      <w:r>
+        <w:rPr>
+          <w:rFonts w:ascii="Mangal" w:cs="Mangal" w:eastAsia="Calibri" w:hAnsi="Mangal"/>
+          <w:sz w:val="21"/>
+          <w:szCs w:val="21"/>
+        </w:rPr>
+        <w:t xml:space="preserve">एंड एस</w:t>
+      </w:r>
+      <w:r>
+        <w:rPr>
+          <w:rFonts w:ascii="Times New Roman" w:cs="Times New Roman" w:eastAsia="Calibri" w:hAnsi="Times New Roman"/>
+          <w:sz w:val="24"/>
+          <w:szCs w:val="24"/>
+        </w:rPr>
+        <w:t xml:space="preserve">.</w:t>
+      </w:r>
+      <w:r>
+        <w:rPr>
+          <w:rFonts w:ascii="Mangal" w:cs="Mangal" w:eastAsia="Calibri" w:hAnsi="Mangal"/>
+          <w:sz w:val="21"/>
+          <w:szCs w:val="21"/>
+        </w:rPr>
+        <w:t xml:space="preserve">आर</w:t>
+      </w:r>
+      <w:r>
+        <w:rPr>
+          <w:rFonts w:ascii="Times New Roman" w:cs="Times New Roman" w:eastAsia="Calibri" w:hAnsi="Times New Roman"/>
+          <w:sz w:val="24"/>
+          <w:szCs w:val="24"/>
+        </w:rPr>
+        <w:t xml:space="preserve">. 4.65</w:t>
+      </w:r>
+    </w:p>
+    <w:p>
+      <w:r>
+        <w:rPr>
+          <w:rFonts w:ascii="Mangal" w:cs="Mangal" w:eastAsia="Calibri" w:hAnsi="Mangal"/>
+          <w:sz w:val="21"/>
+          <w:szCs w:val="21"/>
+        </w:rPr>
+        <w:t xml:space="preserve">जी</w:t>
+      </w:r>
+      <w:r>
+        <w:rPr>
+          <w:rFonts w:ascii="Times New Roman" w:cs="Times New Roman" w:eastAsia="Calibri" w:hAnsi="Times New Roman"/>
+          <w:sz w:val="24"/>
+          <w:szCs w:val="24"/>
+        </w:rPr>
+        <w:t xml:space="preserve">.</w:t>
+      </w:r>
+      <w:r>
+        <w:rPr>
+          <w:rFonts w:ascii="Mangal" w:cs="Mangal" w:eastAsia="Calibri" w:hAnsi="Mangal"/>
+          <w:sz w:val="21"/>
+          <w:szCs w:val="21"/>
+        </w:rPr>
+        <w:t xml:space="preserve">आर</w:t>
+      </w:r>
+      <w:r>
+        <w:rPr>
+          <w:rFonts w:ascii="Times New Roman" w:cs="Times New Roman" w:eastAsia="Calibri" w:hAnsi="Times New Roman"/>
+          <w:sz w:val="24"/>
+          <w:szCs w:val="24"/>
+        </w:rPr>
+        <w:t xml:space="preserve">. 5.23</w:t>
+      </w:r>
+    </w:p>
+    <w:p>
+      <w:r>
+        <w:rPr>
+          <w:rFonts w:ascii="Mangal" w:cs="Mangal" w:eastAsia="Calibri" w:hAnsi="Mangal"/>
+          <w:sz w:val="21"/>
+          <w:szCs w:val="21"/>
+        </w:rPr>
+        <w:t xml:space="preserve">एस</w:t>
+      </w:r>
+      <w:r>
+        <w:rPr>
+          <w:rFonts w:ascii="Times New Roman" w:cs="Times New Roman" w:eastAsia="Calibri" w:hAnsi="Times New Roman"/>
+          <w:sz w:val="24"/>
+          <w:szCs w:val="24"/>
+        </w:rPr>
+        <w:t xml:space="preserve">.</w:t>
+      </w:r>
+      <w:r>
+        <w:rPr>
+          <w:rFonts w:ascii="Mangal" w:cs="Mangal" w:eastAsia="Calibri" w:hAnsi="Mangal"/>
+          <w:sz w:val="21"/>
+          <w:szCs w:val="21"/>
+        </w:rPr>
+        <w:t xml:space="preserve">आर</w:t>
+      </w:r>
+      <w:r>
+        <w:rPr>
+          <w:rFonts w:ascii="Times New Roman" w:cs="Times New Roman" w:eastAsia="Calibri" w:hAnsi="Times New Roman"/>
+          <w:sz w:val="24"/>
+          <w:szCs w:val="24"/>
+        </w:rPr>
+        <w:t xml:space="preserve">. 5.19(5)(a)</w:t>
+      </w:r>
+    </w:p>
+    <w:p>
+      <w:r>
+        <w:rPr>
+          <w:rFonts w:ascii="Mangal" w:cs="Mangal" w:eastAsia="Calibri" w:hAnsi="Mangal"/>
+          <w:sz w:val="21"/>
+          <w:szCs w:val="21"/>
         </w:rPr>
         <w:t xml:space="preserve">टी</w:t>
       </w:r>
@@ -78,8 +142,8 @@
       <w:r>
         <w:rPr>
           <w:rFonts w:ascii="Mangal" w:cs="Mangal" w:eastAsia="Calibri" w:hAnsi="Mangal"/>
-          <w:sz w:val="24"/>
-          <w:szCs w:val="24"/>
+          <w:sz w:val="21"/>
+          <w:szCs w:val="21"/>
         </w:rPr>
         <w:t xml:space="preserve">सिग्नल</w:t>
       </w:r>
@@ -94,8 +158,8 @@
       <w:r>
         <w:rPr>
           <w:rFonts w:ascii="Mangal" w:cs="Mangal" w:eastAsia="Calibri" w:hAnsi="Mangal"/>
-          <w:sz w:val="24"/>
-          <w:szCs w:val="24"/>
+          <w:sz w:val="21"/>
+          <w:szCs w:val="21"/>
         </w:rPr>
         <w:t xml:space="preserve">पॉइंट आदि।</w:t>
       </w:r>
@@ -104,8 +168,8 @@
       <w:r>
         <w:rPr>
           <w:rFonts w:ascii="Mangal" w:cs="Mangal" w:eastAsia="Calibri" w:hAnsi="Mangal"/>
-          <w:sz w:val="24"/>
-          <w:szCs w:val="24"/>
+          <w:sz w:val="21"/>
+          <w:szCs w:val="21"/>
         </w:rPr>
         <w:t xml:space="preserve">अन्य उपकरण आदि</w:t>
       </w:r>
@@ -114,8 +178,8 @@
       <w:r>
         <w:rPr>
           <w:rFonts w:ascii="Mangal" w:cs="Mangal" w:eastAsia="Calibri" w:hAnsi="Mangal"/>
-          <w:sz w:val="24"/>
-          <w:szCs w:val="24"/>
+          <w:sz w:val="21"/>
+          <w:szCs w:val="21"/>
         </w:rPr>
         <w:t xml:space="preserve">अध्याय</w:t>
       </w:r>
@@ -130,8 +194,8 @@
       <w:r>
         <w:rPr>
           <w:rFonts w:ascii="Mangal" w:cs="Mangal" w:eastAsia="Calibri" w:hAnsi="Mangal"/>
-          <w:sz w:val="24"/>
-          <w:szCs w:val="24"/>
+          <w:sz w:val="21"/>
+          <w:szCs w:val="21"/>
         </w:rPr>
         <w:t xml:space="preserve">पैरा</w:t>
       </w:r>
@@ -148,8 +212,8 @@
       <w:r>
         <w:rPr>
           <w:rFonts w:ascii="Mangal" w:cs="Mangal" w:eastAsia="Calibri" w:hAnsi="Mangal"/>
-          <w:sz w:val="24"/>
-          <w:szCs w:val="24"/>
+          <w:sz w:val="21"/>
+          <w:szCs w:val="21"/>
         </w:rPr>
         <w:t xml:space="preserve">टी</w:t>
       </w:r>
@@ -158,8 +222,8 @@
       <w:r>
         <w:rPr>
           <w:rFonts w:ascii="Mangal" w:cs="Mangal" w:eastAsia="Calibri" w:hAnsi="Mangal"/>
-          <w:sz w:val="24"/>
-          <w:szCs w:val="24"/>
+          <w:sz w:val="21"/>
+          <w:szCs w:val="21"/>
         </w:rPr>
         <w:t xml:space="preserve">जी</w:t>
       </w:r>
@@ -176,10 +240,50 @@
       <w:r>
         <w:rPr>
           <w:rFonts w:ascii="Mangal" w:cs="Mangal" w:eastAsia="Calibri" w:hAnsi="Mangal"/>
-          <w:sz w:val="24"/>
-          <w:szCs w:val="24"/>
-        </w:rPr>
-        <w:t xml:space="preserve">ए.एक्स.टी.</w:t>
+          <w:sz w:val="21"/>
+          <w:szCs w:val="21"/>
+        </w:rPr>
+        <w:t xml:space="preserve">ए</w:t>
+      </w:r>
+      <w:r>
+        <w:rPr>
+          <w:rFonts w:ascii="Times New Roman" w:cs="Times New Roman" w:eastAsia="Calibri" w:hAnsi="Times New Roman"/>
+          <w:sz w:val="24"/>
+          <w:szCs w:val="24"/>
+        </w:rPr>
+        <w:t xml:space="preserve">.</w:t>
+      </w:r>
+      <w:r>
+        <w:rPr>
+          <w:rFonts w:ascii="Mangal" w:cs="Mangal" w:eastAsia="Calibri" w:hAnsi="Mangal"/>
+          <w:sz w:val="21"/>
+          <w:szCs w:val="21"/>
+        </w:rPr>
+        <w:t xml:space="preserve">एक्स</w:t>
+      </w:r>
+      <w:r>
+        <w:rPr>
+          <w:rFonts w:ascii="Times New Roman" w:cs="Times New Roman" w:eastAsia="Calibri" w:hAnsi="Times New Roman"/>
+          <w:sz w:val="24"/>
+          <w:szCs w:val="24"/>
+        </w:rPr>
+        <w:t xml:space="preserve">.</w:t>
+      </w:r>
+      <w:r>
+        <w:rPr>
+          <w:rFonts w:ascii="Mangal" w:cs="Mangal" w:eastAsia="Calibri" w:hAnsi="Mangal"/>
+          <w:sz w:val="21"/>
+          <w:szCs w:val="21"/>
+        </w:rPr>
+        <w:t xml:space="preserve">टी</w:t>
+      </w:r>
+      <w:r>
+        <w:rPr>
+          <w:rFonts w:ascii="Times New Roman" w:cs="Times New Roman" w:eastAsia="Calibri" w:hAnsi="Times New Roman"/>
+          <w:sz w:val="24"/>
+          <w:szCs w:val="24"/>
+        </w:rPr>
+        <w:t xml:space="preserve">.</w:t>
       </w:r>
     </w:p>
     <w:p>
@@ -194,74 +298,226 @@
       <w:r>
         <w:rPr>
           <w:rFonts w:ascii="Mangal" w:cs="Mangal" w:eastAsia="Calibri" w:hAnsi="Mangal"/>
-          <w:sz w:val="24"/>
-          <w:szCs w:val="24"/>
-        </w:rPr>
-        <w:t xml:space="preserve">बी.एक्स.टी.</w:t>
-      </w:r>
-    </w:p>
-    <w:p>
-      <w:r>
-        <w:rPr>
-          <w:rFonts w:ascii="Mangal" w:cs="Mangal" w:eastAsia="Calibri" w:hAnsi="Mangal"/>
-          <w:sz w:val="24"/>
-          <w:szCs w:val="24"/>
-        </w:rPr>
-        <w:t xml:space="preserve">डी.पी.</w:t>
-      </w:r>
-      <w:r>
-        <w:rPr>
-          <w:rFonts w:ascii="Times New Roman" w:cs="Times New Roman" w:eastAsia="Calibri" w:hAnsi="Times New Roman"/>
-          <w:sz w:val="24"/>
-          <w:szCs w:val="24"/>
-        </w:rPr>
-        <w:t xml:space="preserve">519</w:t>
-      </w:r>
-      <w:r>
-        <w:rPr>
-          <w:rFonts w:ascii="Mangal" w:cs="Mangal" w:eastAsia="Calibri" w:hAnsi="Mangal"/>
-          <w:sz w:val="24"/>
-          <w:szCs w:val="24"/>
-        </w:rPr>
-        <w:t xml:space="preserve">ए.</w:t>
-      </w:r>
-    </w:p>
-    <w:p>
-      <w:r>
-        <w:rPr>
-          <w:rFonts w:ascii="Mangal" w:cs="Mangal" w:eastAsia="Calibri" w:hAnsi="Mangal"/>
-          <w:sz w:val="24"/>
-          <w:szCs w:val="24"/>
-        </w:rPr>
-        <w:t xml:space="preserve">एस.आर.</w:t>
-      </w:r>
-    </w:p>
-    <w:p>
-      <w:r>
-        <w:rPr>
-          <w:rFonts w:ascii="Mangal" w:cs="Mangal" w:eastAsia="Calibri" w:hAnsi="Mangal"/>
-          <w:sz w:val="24"/>
-          <w:szCs w:val="24"/>
-        </w:rPr>
-        <w:t xml:space="preserve">जी.आर.</w:t>
-      </w:r>
-    </w:p>
-    <w:p>
-      <w:r>
-        <w:rPr>
-          <w:rFonts w:ascii="Mangal" w:cs="Mangal" w:eastAsia="Calibri" w:hAnsi="Mangal"/>
-          <w:sz w:val="24"/>
-          <w:szCs w:val="24"/>
-        </w:rPr>
-        <w:t xml:space="preserve">जी. एंड एस.आर.</w:t>
-      </w:r>
-    </w:p>
-    <w:p>
-      <w:r>
-        <w:rPr>
-          <w:rFonts w:ascii="Mangal" w:cs="Mangal" w:eastAsia="Calibri" w:hAnsi="Mangal"/>
-          <w:sz w:val="24"/>
-          <w:szCs w:val="24"/>
+          <w:sz w:val="21"/>
+          <w:szCs w:val="21"/>
+        </w:rPr>
+        <w:t xml:space="preserve">बी</w:t>
+      </w:r>
+      <w:r>
+        <w:rPr>
+          <w:rFonts w:ascii="Times New Roman" w:cs="Times New Roman" w:eastAsia="Calibri" w:hAnsi="Times New Roman"/>
+          <w:sz w:val="24"/>
+          <w:szCs w:val="24"/>
+        </w:rPr>
+        <w:t xml:space="preserve">.</w:t>
+      </w:r>
+      <w:r>
+        <w:rPr>
+          <w:rFonts w:ascii="Mangal" w:cs="Mangal" w:eastAsia="Calibri" w:hAnsi="Mangal"/>
+          <w:sz w:val="21"/>
+          <w:szCs w:val="21"/>
+        </w:rPr>
+        <w:t xml:space="preserve">एक्स</w:t>
+      </w:r>
+      <w:r>
+        <w:rPr>
+          <w:rFonts w:ascii="Times New Roman" w:cs="Times New Roman" w:eastAsia="Calibri" w:hAnsi="Times New Roman"/>
+          <w:sz w:val="24"/>
+          <w:szCs w:val="24"/>
+        </w:rPr>
+        <w:t xml:space="preserve">.</w:t>
+      </w:r>
+      <w:r>
+        <w:rPr>
+          <w:rFonts w:ascii="Mangal" w:cs="Mangal" w:eastAsia="Calibri" w:hAnsi="Mangal"/>
+          <w:sz w:val="21"/>
+          <w:szCs w:val="21"/>
+        </w:rPr>
+        <w:t xml:space="preserve">टी</w:t>
+      </w:r>
+      <w:r>
+        <w:rPr>
+          <w:rFonts w:ascii="Times New Roman" w:cs="Times New Roman" w:eastAsia="Calibri" w:hAnsi="Times New Roman"/>
+          <w:sz w:val="24"/>
+          <w:szCs w:val="24"/>
+        </w:rPr>
+        <w:t xml:space="preserve">.</w:t>
+      </w:r>
+    </w:p>
+    <w:p>
+      <w:r>
+        <w:rPr>
+          <w:rFonts w:ascii="Mangal" w:cs="Mangal" w:eastAsia="Calibri" w:hAnsi="Mangal"/>
+          <w:sz w:val="21"/>
+          <w:szCs w:val="21"/>
+        </w:rPr>
+        <w:t xml:space="preserve">डी</w:t>
+      </w:r>
+      <w:r>
+        <w:rPr>
+          <w:rFonts w:ascii="Times New Roman" w:cs="Times New Roman" w:eastAsia="Calibri" w:hAnsi="Times New Roman"/>
+          <w:sz w:val="24"/>
+          <w:szCs w:val="24"/>
+        </w:rPr>
+        <w:t xml:space="preserve">.</w:t>
+      </w:r>
+      <w:r>
+        <w:rPr>
+          <w:rFonts w:ascii="Mangal" w:cs="Mangal" w:eastAsia="Calibri" w:hAnsi="Mangal"/>
+          <w:sz w:val="21"/>
+          <w:szCs w:val="21"/>
+        </w:rPr>
+        <w:t xml:space="preserve">पी</w:t>
+      </w:r>
+      <w:r>
+        <w:rPr>
+          <w:rFonts w:ascii="Times New Roman" w:cs="Times New Roman" w:eastAsia="Calibri" w:hAnsi="Times New Roman"/>
+          <w:sz w:val="24"/>
+          <w:szCs w:val="24"/>
+        </w:rPr>
+        <w:t xml:space="preserve">.519</w:t>
+      </w:r>
+      <w:r>
+        <w:rPr>
+          <w:rFonts w:ascii="Mangal" w:cs="Mangal" w:eastAsia="Calibri" w:hAnsi="Mangal"/>
+          <w:sz w:val="21"/>
+          <w:szCs w:val="21"/>
+        </w:rPr>
+        <w:t xml:space="preserve">ए</w:t>
+      </w:r>
+      <w:r>
+        <w:rPr>
+          <w:rFonts w:ascii="Times New Roman" w:cs="Times New Roman" w:eastAsia="Calibri" w:hAnsi="Times New Roman"/>
+          <w:sz w:val="24"/>
+          <w:szCs w:val="24"/>
+        </w:rPr>
+        <w:t xml:space="preserve">.</w:t>
+      </w:r>
+    </w:p>
+    <w:p>
+      <w:r>
+        <w:rPr>
+          <w:rFonts w:ascii="Mangal" w:cs="Mangal" w:eastAsia="Calibri" w:hAnsi="Mangal"/>
+          <w:sz w:val="21"/>
+          <w:szCs w:val="21"/>
+        </w:rPr>
+        <w:t xml:space="preserve">एस</w:t>
+      </w:r>
+      <w:r>
+        <w:rPr>
+          <w:rFonts w:ascii="Times New Roman" w:cs="Times New Roman" w:eastAsia="Calibri" w:hAnsi="Times New Roman"/>
+          <w:sz w:val="24"/>
+          <w:szCs w:val="24"/>
+        </w:rPr>
+        <w:t xml:space="preserve">.</w:t>
+      </w:r>
+      <w:r>
+        <w:rPr>
+          <w:rFonts w:ascii="Mangal" w:cs="Mangal" w:eastAsia="Calibri" w:hAnsi="Mangal"/>
+          <w:sz w:val="21"/>
+          <w:szCs w:val="21"/>
+        </w:rPr>
+        <w:t xml:space="preserve">आर</w:t>
+      </w:r>
+      <w:r>
+        <w:rPr>
+          <w:rFonts w:ascii="Times New Roman" w:cs="Times New Roman" w:eastAsia="Calibri" w:hAnsi="Times New Roman"/>
+          <w:sz w:val="24"/>
+          <w:szCs w:val="24"/>
+        </w:rPr>
+        <w:t xml:space="preserve">.</w:t>
+      </w:r>
+    </w:p>
+    <w:p>
+      <w:r>
+        <w:rPr>
+          <w:rFonts w:ascii="Mangal" w:cs="Mangal" w:eastAsia="Calibri" w:hAnsi="Mangal"/>
+          <w:sz w:val="21"/>
+          <w:szCs w:val="21"/>
+        </w:rPr>
+        <w:t xml:space="preserve">जी</w:t>
+      </w:r>
+      <w:r>
+        <w:rPr>
+          <w:rFonts w:ascii="Times New Roman" w:cs="Times New Roman" w:eastAsia="Calibri" w:hAnsi="Times New Roman"/>
+          <w:sz w:val="24"/>
+          <w:szCs w:val="24"/>
+        </w:rPr>
+        <w:t xml:space="preserve">.</w:t>
+      </w:r>
+      <w:r>
+        <w:rPr>
+          <w:rFonts w:ascii="Mangal" w:cs="Mangal" w:eastAsia="Calibri" w:hAnsi="Mangal"/>
+          <w:sz w:val="21"/>
+          <w:szCs w:val="21"/>
+        </w:rPr>
+        <w:t xml:space="preserve">आर</w:t>
+      </w:r>
+      <w:r>
+        <w:rPr>
+          <w:rFonts w:ascii="Times New Roman" w:cs="Times New Roman" w:eastAsia="Calibri" w:hAnsi="Times New Roman"/>
+          <w:sz w:val="24"/>
+          <w:szCs w:val="24"/>
+        </w:rPr>
+        <w:t xml:space="preserve">.</w:t>
+      </w:r>
+    </w:p>
+    <w:p>
+      <w:r>
+        <w:rPr>
+          <w:rFonts w:ascii="Mangal" w:cs="Mangal" w:eastAsia="Calibri" w:hAnsi="Mangal"/>
+          <w:sz w:val="21"/>
+          <w:szCs w:val="21"/>
+        </w:rPr>
+        <w:t xml:space="preserve">जी</w:t>
+      </w:r>
+      <w:r>
+        <w:rPr>
+          <w:rFonts w:ascii="Times New Roman" w:cs="Times New Roman" w:eastAsia="Calibri" w:hAnsi="Times New Roman"/>
+          <w:sz w:val="24"/>
+          <w:szCs w:val="24"/>
+        </w:rPr>
+        <w:t xml:space="preserve">. </w:t>
+      </w:r>
+      <w:r>
+        <w:rPr>
+          <w:rFonts w:ascii="Mangal" w:cs="Mangal" w:eastAsia="Calibri" w:hAnsi="Mangal"/>
+          <w:sz w:val="21"/>
+          <w:szCs w:val="21"/>
+        </w:rPr>
+        <w:t xml:space="preserve">एंड एस</w:t>
+      </w:r>
+      <w:r>
+        <w:rPr>
+          <w:rFonts w:ascii="Times New Roman" w:cs="Times New Roman" w:eastAsia="Calibri" w:hAnsi="Times New Roman"/>
+          <w:sz w:val="24"/>
+          <w:szCs w:val="24"/>
+        </w:rPr>
+        <w:t xml:space="preserve">.</w:t>
+      </w:r>
+      <w:r>
+        <w:rPr>
+          <w:rFonts w:ascii="Mangal" w:cs="Mangal" w:eastAsia="Calibri" w:hAnsi="Mangal"/>
+          <w:sz w:val="21"/>
+          <w:szCs w:val="21"/>
+        </w:rPr>
+        <w:t xml:space="preserve">आर</w:t>
+      </w:r>
+      <w:r>
+        <w:rPr>
+          <w:rFonts w:ascii="Times New Roman" w:cs="Times New Roman" w:eastAsia="Calibri" w:hAnsi="Times New Roman"/>
+          <w:sz w:val="24"/>
+          <w:szCs w:val="24"/>
+        </w:rPr>
+        <w:t xml:space="preserve">.</w:t>
+      </w:r>
+    </w:p>
+    <w:p>
+      <w:r>
+        <w:rPr>
+          <w:rFonts w:ascii="Mangal" w:cs="Mangal" w:eastAsia="Calibri" w:hAnsi="Mangal"/>
+          <w:sz w:val="21"/>
+          <w:szCs w:val="21"/>
         </w:rPr>
         <w:t xml:space="preserve">आदि</w:t>
       </w:r>
@@ -270,8 +526,8 @@
       <w:r>
         <w:rPr>
           <w:rFonts w:ascii="Mangal" w:cs="Mangal" w:eastAsia="Calibri" w:hAnsi="Mangal"/>
-          <w:sz w:val="24"/>
-          <w:szCs w:val="24"/>
+          <w:sz w:val="21"/>
+          <w:szCs w:val="21"/>
         </w:rPr>
         <w:t xml:space="preserve">आदि</w:t>
       </w:r>
@@ -288,8 +544,8 @@
       <w:r>
         <w:rPr>
           <w:rFonts w:ascii="Mangal" w:cs="Mangal" w:eastAsia="Calibri" w:hAnsi="Mangal"/>
-          <w:sz w:val="24"/>
-          <w:szCs w:val="24"/>
+          <w:sz w:val="21"/>
+          <w:szCs w:val="21"/>
         </w:rPr>
         <w:t xml:space="preserve">ए</w:t>
       </w:r>
@@ -304,8 +560,8 @@
       <w:r>
         <w:rPr>
           <w:rFonts w:ascii="Mangal" w:cs="Mangal" w:eastAsia="Calibri" w:hAnsi="Mangal"/>
-          <w:sz w:val="24"/>
-          <w:szCs w:val="24"/>
+          <w:sz w:val="21"/>
+          <w:szCs w:val="21"/>
         </w:rPr>
         <w:t xml:space="preserve">पहला नियम निर्देश।</w:t>
       </w:r>
@@ -322,8 +578,8 @@
       <w:r>
         <w:rPr>
           <w:rFonts w:ascii="Mangal" w:cs="Mangal" w:eastAsia="Calibri" w:hAnsi="Mangal"/>
-          <w:sz w:val="24"/>
-          <w:szCs w:val="24"/>
+          <w:sz w:val="21"/>
+          <w:szCs w:val="21"/>
         </w:rPr>
         <w:t xml:space="preserve">बी</w:t>
       </w:r>
@@ -338,10 +594,18 @@
       <w:r>
         <w:rPr>
           <w:rFonts w:ascii="Mangal" w:cs="Mangal" w:eastAsia="Calibri" w:hAnsi="Mangal"/>
-          <w:sz w:val="24"/>
-          <w:szCs w:val="24"/>
-        </w:rPr>
-        <w:t xml:space="preserve">दूसरा नियम निर्देश।</w:t>
+          <w:sz w:val="21"/>
+          <w:szCs w:val="21"/>
+        </w:rPr>
+        <w:t xml:space="preserve">दूसरा नियम निर्देश</w:t>
+      </w:r>
+      <w:r>
+        <w:rPr>
+          <w:rFonts w:ascii="Times New Roman" w:cs="Times New Roman" w:eastAsia="Calibri" w:hAnsi="Times New Roman"/>
+          <w:sz w:val="24"/>
+          <w:szCs w:val="24"/>
+        </w:rPr>
+        <w:t xml:space="preserve">.</w:t>
       </w:r>
     </w:p>
     <w:p>
@@ -356,15 +620,23 @@
       <w:r>
         <w:rPr>
           <w:rFonts w:ascii="Mangal" w:cs="Mangal" w:eastAsia="Calibri" w:hAnsi="Mangal"/>
-          <w:sz w:val="24"/>
-          <w:szCs w:val="24"/>
-        </w:rPr>
-        <w:t xml:space="preserve">रोमन नियम मद.</w:t>
+          <w:sz w:val="21"/>
+          <w:szCs w:val="21"/>
+        </w:rPr>
+        <w:t xml:space="preserve">रोमन नियम मद</w:t>
+      </w:r>
+      <w:r>
+        <w:rPr>
+          <w:rFonts w:ascii="Times New Roman" w:cs="Times New Roman" w:eastAsia="Calibri" w:hAnsi="Times New Roman"/>
+          <w:sz w:val="24"/>
+          <w:szCs w:val="24"/>
+        </w:rPr>
+        <w:t xml:space="preserve">.</w:t>
       </w:r>
     </w:p>
     <w:sectPr>
       <w:pgSz w:w="11906" w:h="16838" w:orient="portrait"/>
-      <w:pgMar w:top="1440" w:right="1440" w:bottom="1440" w:left="1440" w:header="708" w:footer="708" w:gutter="0"/>
+      <w:pgMar w:top="720" w:right="800" w:bottom="720" w:left="800" w:header="708" w:footer="708" w:gutter="0"/>
       <w:pgNumType/>
       <w:docGrid w:linePitch="360"/>
     </w:sectPr>
